--- a/Fase 1/Evidencias grupales/1.5_GuiaEstudiante_Fase 1_Definicion Proyecto APT(Español).docx
+++ b/Fase 1/Evidencias grupales/1.5_GuiaEstudiante_Fase 1_Definicion Proyecto APT(Español).docx
@@ -172,12 +172,12 @@
           </mc:Choice>
           <mc:Fallback>
             <w:pict>
-              <v:group w14:anchorId="2D7FCADB" id="Grupo 47" o:spid="_x0000_s1026" style="position:absolute;margin-left:-34.3pt;margin-top:2.65pt;width:518.15pt;height:117.05pt;z-index:251659264;mso-position-horizontal-relative:margin;mso-width-relative:margin" coordsize="59034,14868" o:gfxdata="UEsDBBQABgAIAAAAIQC2gziS/gAAAOEBAAATAAAAW0NvbnRlbnRfVHlwZXNdLnhtbJSRQU7DMBBF 90jcwfIWJU67QAgl6YK0S0CoHGBkTxKLZGx5TGhvj5O2G0SRWNoz/78nu9wcxkFMGNg6quQqL6RA 0s5Y6ir5vt9lD1JwBDIwOMJKHpHlpr69KfdHjyxSmriSfYz+USnWPY7AufNIadK6MEJMx9ApD/oD OlTrorhX2lFEilmcO2RdNtjC5xDF9pCuTyYBB5bi6bQ4syoJ3g9WQ0ymaiLzg5KdCXlKLjvcW893 SUOqXwnz5DrgnHtJTxOsQfEKIT7DmDSUCaxw7Rqn8787ZsmRM9e2VmPeBN4uqYvTtW7jvijg9N/y JsXecLq0q+WD6m8AAAD//wMAUEsDBBQABgAIAAAAIQA4/SH/1gAAAJQBAAALAAAAX3JlbHMvLnJl bHOkkMFqwzAMhu+DvYPRfXGawxijTi+j0GvpHsDYimMaW0Yy2fr2M4PBMnrbUb/Q94l/f/hMi1qR JVI2sOt6UJgd+ZiDgffL8ekFlFSbvV0oo4EbChzGx4f9GRdb25HMsYhqlCwG5lrLq9biZkxWOiqY 22YiTra2kYMu1l1tQD30/bPm3wwYN0x18gb45AdQl1tp5j/sFB2T0FQ7R0nTNEV3j6o9feQzro1i OWA14Fm+Q8a1a8+Bvu/d/dMb2JY5uiPbhG/ktn4cqGU/er3pcvwCAAD//wMAUEsDBBQABgAIAAAA IQCNNnGyxQMAAFgJAAAOAAAAZHJzL2Uyb0RvYy54bWy0VtuO2zYQfS+QfyD4nrVkS74Iqw0cJ7so sE0W2RR5pinKEkpxWJJeefs3/Zb+WIfUxY69bdG08YPM2wxnDs8Z8vrNoZHkSRhbg8ppfBVRIhSH ola7nP78+fb1khLrmCqYBCVy+iwsfXPz6ofrVmdiChXIQhiCTpTNWp3TyjmdTSaWV6Jh9gq0UDhZ gmmYw67ZTQrDWvTeyMk0iuaTFkyhDXBhLY6+6ybpTfBfloK7j2VphSMypxibC18Tvlv/ndxcs2xn mK5q3ofBviGKhtUKNx1dvWOOkb2pL1w1NTdgoXRXHJoJlGXNRcgBs4mjs2zuDOx1yGWXtTs9woTQ nuH0zW75h6cHQ+oip8mCEsUaPKM7s9dAsI/gtHqX4Zo7ox/1g+kHdl3P53soTeP/MRNyCLA+j7CK gyMcB+fpMkqjlBKOc3GynKeztAOeV3g6F3a8et9bpqtolsxnR8vlKvGWk2HjiY9vDKfVSCJ7xMn+ N5weK6ZFgN96DHqcZhhOh9NmzwoDpBDEYapAph1gYbFHi7jDW8D848AMq++B/2KJgk3F1E6sjYG2 EqzAKOOQlA8f9/GmHnibWe9k2/4EBZ4K2zsIjs4gj6NpskhRZgjudLaK5z2pB/ST5WK5GNGfzuaz ePYVhizTxro7AQ3xjZwaVE3YiT3dW9fBPSzxZ63gtpYSx1kmFWlzukqnaTA4mWlqh8KWdZPTZeR/ fk+W+YTfqyK0Hatl18bzlAqPdUi6S98dtgdc6Ae3UDwjFgY6AWPBwUYF5jdKWhRvTu2ve2YEJfJH hXiu4iTxag+dJF1MsWNOZ7anM0xxdJVTR0nX3LhQIbpc14h7WQcYjpH0sSLZuvi+O+viZGDdJzyd P35Xu70EgqM9QD1v+p4njo/+jCqIwqU6V6tZ7MEaxHkusX9NDwuyLjxDfAShkIuNNOSJYQlmnAvl OkHIfYPM7sbTgSHIhNEk6Pwrb54kJ/x7mTbWPUvh10n1SZRY21CC00DP0fNlMLZiqOMQ41/HEhx6 zyVmN/ru5e1vrMtE8UAwyn69NxXhUhqNo78LrDMeLcLOoNxo3NQKzEsOJELc79ytH7TVQXPk8ago q/ltjeq/Z9Y9MIN3IFLCy+wjfkoJqHLoW5R44b00/v/KUu2bDSBnYnxBaB6aXsZODs3SQPMFr/+1 LwY4NeiYOzN0eiUTfEBwsV6HZXjxaubu1aPmQ2321e3z4Qszui+BvqB/gOECYNlZJezW+vNQ8I/1 IdxReH0HJvRPDf8+OO2H8zk+iG7+BAAA//8DAFBLAwQUAAYACAAAACEAUjB/qOEAAAAJAQAADwAA AGRycy9kb3ducmV2LnhtbEyPQWvCQBSE74X+h+UVetNNTI2aZiMibU9SqBbE2zN5JsHs25Bdk/jv uz21x2GGmW/S9agb0VNna8MKwmkAgjg3Rc2lgu/D+2QJwjrkAhvDpOBOFtbZ40OKSWEG/qJ+70rh S9gmqKByrk2ktHlFGu3UtMTeu5hOo/OyK2XR4eDLdSNnQRBLjTX7hQpb2laUX/c3reBjwGEThW/9 7nrZ3k+H+edxF5JSz0/j5hWEo9H9heEX36ND5pnO5saFFY2CSbyMfVTBPALh/VW8WIA4K5hFqxeQ WSr/P8h+AAAA//8DAFBLAQItABQABgAIAAAAIQC2gziS/gAAAOEBAAATAAAAAAAAAAAAAAAAAAAA AABbQ29udGVudF9UeXBlc10ueG1sUEsBAi0AFAAGAAgAAAAhADj9If/WAAAAlAEAAAsAAAAAAAAA AAAAAAAALwEAAF9yZWxzLy5yZWxzUEsBAi0AFAAGAAgAAAAhAI02cbLFAwAAWAkAAA4AAAAAAAAA AAAAAAAALgIAAGRycy9lMm9Eb2MueG1sUEsBAi0AFAAGAAgAAAAhAFIwf6jhAAAACQEAAA8AAAAA AAAAAAAAAAAAHwYAAGRycy9kb3ducmV2LnhtbFBLBQYAAAAABAAEAPMAAAAtBwAAAAA= ">
+              <v:group w14:anchorId="2D7FCADB" id="Grupo 47" o:spid="_x0000_s1026" style="position:absolute;margin-left:-34.3pt;margin-top:2.65pt;width:518.15pt;height:117.05pt;z-index:251659264;mso-position-horizontal-relative:margin;mso-width-relative:margin" coordsize="59034,14868" o:gfxdata="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">
                 <v:shapetype id="_x0000_t202" coordsize="21600,21600" o:spt="202" path="m,l,21600r21600,l21600,xe">
                   <v:stroke joinstyle="miter"/>
                   <v:path gradientshapeok="t" o:connecttype="rect"/>
                 </v:shapetype>
-                <v:shape id="Cuadro de texto 2" o:spid="_x0000_s1027" type="#_x0000_t202" style="position:absolute;left:10247;top:2391;width:48787;height:12363;visibility:visible;mso-wrap-style:square;v-text-anchor:top" o:gfxdata="UEsDBBQABgAIAAAAIQDb4fbL7gAAAIUBAAATAAAAW0NvbnRlbnRfVHlwZXNdLnhtbHyQz07DMAyH 70i8Q+QralM4IITa7kDhCAiNB7ASt43WOlEcyvb2pNu4IODoPz9/n1xv9vOkForiPDdwXVagiI23 jocG3rdPxR0oScgWJ8/UwIEENu3lRb09BBKV0ywNjCmFe63FjDSjlD4Q50nv44wpl3HQAc0OB9I3 VXWrjedEnIq03oC27qjHjympx31un0wiTQLq4bS4shrAECZnMGVTvbD9QSnOhDInjzsyuiBXWQP0 r4R18jfgnHvJr4nOknrFmJ5xzhraRtHWf3Kkpfz/yGo5S+H73hkquyhdjr3R8m2lj09svwAAAP// AwBQSwMEFAAGAAgAAAAhAFr0LFu/AAAAFQEAAAsAAABfcmVscy8ucmVsc2zPwWrDMAwG4Ptg72B0 X5TuUMaI01uh19I+gLGVxCy2jGSy9e1nemrHjpL4P0nD4SetZiPRyNnCruvBUPYcYp4tXC/Htw8w Wl0ObuVMFm6kcBhfX4Yzra62kC6xqGlKVgtLreUTUf1CyWnHhXKbTCzJ1VbKjMX5LzcTvvf9HuXR gPHJNKdgQU5hB+ZyK23zHztFL6w81c5zQp6m6P9TMfB3PtPWFCczVQtB9N4U2rp2HOA44NMz4y8A AAD//wMAUEsDBBQABgAIAAAAIQDn5xfuxAAAANsAAAAPAAAAZHJzL2Rvd25yZXYueG1sRI9Ba8JA FITvBf/D8gRvuqu2RdNsRJRCTy2mKnh7ZJ9JaPZtyG5N+u+7BaHHYWa+YdLNYBtxo87XjjXMZwoE ceFMzaWG4+frdAXCB2SDjWPS8EMeNtnoIcXEuJ4PdMtDKSKEfYIaqhDaREpfVGTRz1xLHL2r6yyG KLtSmg77CLeNXCj1LC3WHBcqbGlXUfGVf1sNp/fr5fyoPsq9fWp7NyjJdi21noyH7QuIQEP4D9/b b0bDcgl/X+IPkNkvAAAA//8DAFBLAQItABQABgAIAAAAIQDb4fbL7gAAAIUBAAATAAAAAAAAAAAA AAAAAAAAAABbQ29udGVudF9UeXBlc10ueG1sUEsBAi0AFAAGAAgAAAAhAFr0LFu/AAAAFQEAAAsA AAAAAAAAAAAAAAAAHwEAAF9yZWxzLy5yZWxzUEsBAi0AFAAGAAgAAAAhAOfnF+7EAAAA2wAAAA8A AAAAAAAAAAAAAAAABwIAAGRycy9kb3ducmV2LnhtbFBLBQYAAAAAAwADALcAAAD4AgAAAAA= " filled="f" stroked="f">
+                <v:shape id="Cuadro de texto 2" o:spid="_x0000_s1027" type="#_x0000_t202" style="position:absolute;left:10247;top:2391;width:48787;height:12363;visibility:visible;mso-wrap-style:square;v-text-anchor:top" o:gfxdata="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" filled="f" stroked="f">
                   <v:textbox>
                     <w:txbxContent>
                       <w:p>
@@ -228,15 +228,13 @@
                             <w:sz w:val="48"/>
                             <w:szCs w:val="48"/>
                           </w:rPr>
-                          <w:t xml:space="preserve">Asignatura Capstone</w:t>
+                          <w:t>Asignatura Capstone</w:t>
                         </w:r>
-                        <w:bookmarkStart w:id="1" w:name="_GoBack"/>
-                        <w:bookmarkEnd w:id="1"/>
                       </w:p>
                     </w:txbxContent>
                   </v:textbox>
                 </v:shape>
-                <v:rect id="Rectángulo 14" o:spid="_x0000_s1028" style="position:absolute;width:9931;height:14868;visibility:visible;mso-wrap-style:square;v-text-anchor:middle" o:gfxdata="UEsDBBQABgAIAAAAIQDb4fbL7gAAAIUBAAATAAAAW0NvbnRlbnRfVHlwZXNdLnhtbHyQz07DMAyH 70i8Q+QralM4IITa7kDhCAiNB7ASt43WOlEcyvb2pNu4IODoPz9/n1xv9vOkForiPDdwXVagiI23 jocG3rdPxR0oScgWJ8/UwIEENu3lRb09BBKV0ywNjCmFe63FjDSjlD4Q50nv44wpl3HQAc0OB9I3 VXWrjedEnIq03oC27qjHjympx31un0wiTQLq4bS4shrAECZnMGVTvbD9QSnOhDInjzsyuiBXWQP0 r4R18jfgnHvJr4nOknrFmJ5xzhraRtHWf3Kkpfz/yGo5S+H73hkquyhdjr3R8m2lj09svwAAAP// AwBQSwMEFAAGAAgAAAAhAFr0LFu/AAAAFQEAAAsAAABfcmVscy8ucmVsc2zPwWrDMAwG4Ptg72B0 X5TuUMaI01uh19I+gLGVxCy2jGSy9e1nemrHjpL4P0nD4SetZiPRyNnCruvBUPYcYp4tXC/Htw8w Wl0ObuVMFm6kcBhfX4Yzra62kC6xqGlKVgtLreUTUf1CyWnHhXKbTCzJ1VbKjMX5LzcTvvf9HuXR gPHJNKdgQU5hB+ZyK23zHztFL6w81c5zQp6m6P9TMfB3PtPWFCczVQtB9N4U2rp2HOA44NMz4y8A AAD//wMAUEsDBBQABgAIAAAAIQB7Pj65vgAAANsAAAAPAAAAZHJzL2Rvd25yZXYueG1sRE/NisIw EL4v+A5hBG9rqiyLVKOoIHhasO4DjMnYVJtJaaLGtzfCwt7m4/udxSq5VtypD41nBZNxAYJYe9Nw reD3uPucgQgR2WDrmRQ8KcBqOfhYYGn8gw90r2ItcgiHEhXYGLtSyqAtOQxj3xFn7ux7hzHDvpam x0cOd62cFsW3dNhwbrDY0daSvlY3p6A7p+leb3abZ3Wc3ezl9COTJqVGw7Seg4iU4r/4z703ef4X vH/JB8jlCwAA//8DAFBLAQItABQABgAIAAAAIQDb4fbL7gAAAIUBAAATAAAAAAAAAAAAAAAAAAAA AABbQ29udGVudF9UeXBlc10ueG1sUEsBAi0AFAAGAAgAAAAhAFr0LFu/AAAAFQEAAAsAAAAAAAAA AAAAAAAAHwEAAF9yZWxzLy5yZWxzUEsBAi0AFAAGAAgAAAAhAHs+Prm+AAAA2wAAAA8AAAAAAAAA AAAAAAAABwIAAGRycy9kb3ducmV2LnhtbFBLBQYAAAAAAwADALcAAADyAgAAAAA= " fillcolor="#1f3763 [1604]" stroked="f" strokeweight="1pt"/>
+                <v:rect id="Rectángulo 14" o:spid="_x0000_s1028" style="position:absolute;width:9931;height:14868;visibility:visible;mso-wrap-style:square;v-text-anchor:middle" o:gfxdata="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" fillcolor="#1f3763 [1604]" stroked="f" strokeweight="1pt"/>
                 <w10:wrap anchorx="margin"/>
               </v:group>
             </w:pict>
@@ -2043,6 +2041,307 @@
               <w:t xml:space="preserve"> se enfocará en el desarrollo frontend, el diseño de interfaz (UI/UX) y las pruebas de usabilidad. Ambos integrantes participarán conjuntamente en el levantamiento de requerimientos, la documentación y las presentaciones de avance.</w:t>
             </w:r>
           </w:p>
+          <w:p>
+            <w:pPr>
+              <w:jc w:val="both"/>
+              <w:rPr>
+                <w:rFonts w:ascii="Calibri" w:hAnsi="Calibri"/>
+              </w:rPr>
+            </w:pPr>
+            <w:r>
+              <w:rPr>
+                <w:rFonts w:ascii="Calibri" w:hAnsi="Calibri"/>
+                <w:b/>
+              </w:rPr>
+              <w:t>Definición de roles (</w:t>
+            </w:r>
+            <w:proofErr w:type="spellStart"/>
+            <w:r>
+              <w:rPr>
+                <w:rFonts w:ascii="Calibri" w:hAnsi="Calibri"/>
+                <w:b/>
+              </w:rPr>
+              <w:t>Scrum</w:t>
+            </w:r>
+            <w:proofErr w:type="spellEnd"/>
+            <w:r>
+              <w:rPr>
+                <w:rFonts w:ascii="Calibri" w:hAnsi="Calibri"/>
+                <w:b/>
+              </w:rPr>
+              <w:t>):</w:t>
+            </w:r>
+          </w:p>
+          <w:p>
+            <w:pPr>
+              <w:pStyle w:val="Prrafodelista"/>
+              <w:numPr>
+                <w:ilvl w:val="0"/>
+                <w:numId w:val="3"/>
+              </w:numPr>
+              <w:jc w:val="both"/>
+              <w:rPr>
+                <w:rFonts w:ascii="Calibri" w:hAnsi="Calibri"/>
+              </w:rPr>
+            </w:pPr>
+            <w:proofErr w:type="spellStart"/>
+            <w:r>
+              <w:rPr>
+                <w:rFonts w:ascii="Calibri" w:hAnsi="Calibri"/>
+              </w:rPr>
+              <w:t>Product</w:t>
+            </w:r>
+            <w:proofErr w:type="spellEnd"/>
+            <w:r>
+              <w:rPr>
+                <w:rFonts w:ascii="Calibri" w:hAnsi="Calibri"/>
+              </w:rPr>
+              <w:t xml:space="preserve"> </w:t>
+            </w:r>
+            <w:proofErr w:type="spellStart"/>
+            <w:r>
+              <w:rPr>
+                <w:rFonts w:ascii="Calibri" w:hAnsi="Calibri"/>
+              </w:rPr>
+              <w:t>Owner</w:t>
+            </w:r>
+            <w:proofErr w:type="spellEnd"/>
+            <w:r>
+              <w:rPr>
+                <w:rFonts w:ascii="Calibri" w:hAnsi="Calibri"/>
+              </w:rPr>
+              <w:t xml:space="preserve">: Alan Penroz. Representa la voz de los usuarios (dueños, veterinarios y centros), gestiona y prioriza el </w:t>
+            </w:r>
+            <w:proofErr w:type="spellStart"/>
+            <w:r>
+              <w:rPr>
+                <w:rFonts w:ascii="Calibri" w:hAnsi="Calibri"/>
+              </w:rPr>
+              <w:t>backlog</w:t>
+            </w:r>
+            <w:proofErr w:type="spellEnd"/>
+            <w:r>
+              <w:rPr>
+                <w:rFonts w:ascii="Calibri" w:hAnsi="Calibri"/>
+              </w:rPr>
+              <w:t xml:space="preserve"> del producto según el valor de cada funcionalidad.</w:t>
+            </w:r>
+          </w:p>
+          <w:p>
+            <w:pPr>
+              <w:pStyle w:val="Prrafodelista"/>
+              <w:numPr>
+                <w:ilvl w:val="0"/>
+                <w:numId w:val="3"/>
+              </w:numPr>
+              <w:jc w:val="both"/>
+              <w:rPr>
+                <w:rFonts w:ascii="Calibri" w:hAnsi="Calibri"/>
+              </w:rPr>
+            </w:pPr>
+            <w:proofErr w:type="spellStart"/>
+            <w:r>
+              <w:rPr>
+                <w:rFonts w:ascii="Calibri" w:hAnsi="Calibri"/>
+              </w:rPr>
+              <w:t>Scrum</w:t>
+            </w:r>
+            <w:proofErr w:type="spellEnd"/>
+            <w:r>
+              <w:rPr>
+                <w:rFonts w:ascii="Calibri" w:hAnsi="Calibri"/>
+              </w:rPr>
+              <w:t xml:space="preserve"> Master: Bastián </w:t>
+            </w:r>
+            <w:proofErr w:type="spellStart"/>
+            <w:r>
+              <w:rPr>
+                <w:rFonts w:ascii="Calibri" w:hAnsi="Calibri"/>
+              </w:rPr>
+              <w:t>Palavecino</w:t>
+            </w:r>
+            <w:proofErr w:type="spellEnd"/>
+            <w:r>
+              <w:rPr>
+                <w:rFonts w:ascii="Calibri" w:hAnsi="Calibri"/>
+              </w:rPr>
+              <w:t xml:space="preserve">. Facilita las ceremonias ágiles (planificación, </w:t>
+            </w:r>
+            <w:proofErr w:type="spellStart"/>
+            <w:r>
+              <w:rPr>
+                <w:rFonts w:ascii="Calibri" w:hAnsi="Calibri"/>
+              </w:rPr>
+              <w:t>daily</w:t>
+            </w:r>
+            <w:proofErr w:type="spellEnd"/>
+            <w:r>
+              <w:rPr>
+                <w:rFonts w:ascii="Calibri" w:hAnsi="Calibri"/>
+              </w:rPr>
+              <w:t>, revisión y retrospectiva), remueve obstáculos y vela por que el equipo aplique correctamente la metodología.</w:t>
+            </w:r>
+          </w:p>
+          <w:p>
+            <w:pPr>
+              <w:pStyle w:val="Prrafodelista"/>
+              <w:numPr>
+                <w:ilvl w:val="0"/>
+                <w:numId w:val="3"/>
+              </w:numPr>
+              <w:jc w:val="both"/>
+              <w:rPr>
+                <w:rFonts w:ascii="Calibri" w:hAnsi="Calibri"/>
+              </w:rPr>
+            </w:pPr>
+            <w:r>
+              <w:rPr>
+                <w:rFonts w:ascii="Calibri" w:hAnsi="Calibri"/>
+              </w:rPr>
+              <w:lastRenderedPageBreak/>
+              <w:t xml:space="preserve">Equipo de Desarrollo: Alan Penroz y Bastián </w:t>
+            </w:r>
+            <w:proofErr w:type="spellStart"/>
+            <w:r>
+              <w:rPr>
+                <w:rFonts w:ascii="Calibri" w:hAnsi="Calibri"/>
+              </w:rPr>
+              <w:t>Palavecino</w:t>
+            </w:r>
+            <w:proofErr w:type="spellEnd"/>
+            <w:r>
+              <w:rPr>
+                <w:rFonts w:ascii="Calibri" w:hAnsi="Calibri"/>
+              </w:rPr>
+              <w:t xml:space="preserve">. Encargados de construir el incremento de software en cada sprint, abarcando </w:t>
+            </w:r>
+            <w:proofErr w:type="spellStart"/>
+            <w:r>
+              <w:rPr>
+                <w:rFonts w:ascii="Calibri" w:hAnsi="Calibri"/>
+              </w:rPr>
+              <w:t>backend</w:t>
+            </w:r>
+            <w:proofErr w:type="spellEnd"/>
+            <w:r>
+              <w:rPr>
+                <w:rFonts w:ascii="Calibri" w:hAnsi="Calibri"/>
+              </w:rPr>
+              <w:t xml:space="preserve">, </w:t>
+            </w:r>
+            <w:proofErr w:type="spellStart"/>
+            <w:r>
+              <w:rPr>
+                <w:rFonts w:ascii="Calibri" w:hAnsi="Calibri"/>
+              </w:rPr>
+              <w:t>frontend</w:t>
+            </w:r>
+            <w:proofErr w:type="spellEnd"/>
+            <w:r>
+              <w:rPr>
+                <w:rFonts w:ascii="Calibri" w:hAnsi="Calibri"/>
+              </w:rPr>
+              <w:t>, base de datos e integración del módulo de IA.</w:t>
+            </w:r>
+          </w:p>
+          <w:p>
+            <w:pPr>
+              <w:jc w:val="both"/>
+              <w:rPr>
+                <w:rFonts w:ascii="Calibri" w:hAnsi="Calibri"/>
+              </w:rPr>
+            </w:pPr>
+            <w:r>
+              <w:rPr>
+                <w:rFonts w:ascii="Calibri" w:hAnsi="Calibri"/>
+              </w:rPr>
+              <w:t>El levantamiento de requerimientos se realiza a través de historias de usuario (</w:t>
+            </w:r>
+            <w:proofErr w:type="spellStart"/>
+            <w:r>
+              <w:rPr>
+                <w:rFonts w:ascii="Calibri" w:hAnsi="Calibri"/>
+              </w:rPr>
+              <w:t>User</w:t>
+            </w:r>
+            <w:proofErr w:type="spellEnd"/>
+            <w:r>
+              <w:rPr>
+                <w:rFonts w:ascii="Calibri" w:hAnsi="Calibri"/>
+              </w:rPr>
+              <w:t xml:space="preserve"> </w:t>
+            </w:r>
+            <w:proofErr w:type="spellStart"/>
+            <w:r>
+              <w:rPr>
+                <w:rFonts w:ascii="Calibri" w:hAnsi="Calibri"/>
+              </w:rPr>
+              <w:t>Stories</w:t>
+            </w:r>
+            <w:proofErr w:type="spellEnd"/>
+            <w:r>
+              <w:rPr>
+                <w:rFonts w:ascii="Calibri" w:hAnsi="Calibri"/>
+              </w:rPr>
+              <w:t xml:space="preserve">), redactadas bajo el formato "Como [tipo de usuario], quiero [funcionalidad], para [beneficio]". Estas historias son recopiladas junto a dueños de mascotas, veterinarios y centros veterinarios, luego se incorporan al </w:t>
+            </w:r>
+            <w:proofErr w:type="spellStart"/>
+            <w:r>
+              <w:rPr>
+                <w:rFonts w:ascii="Calibri" w:hAnsi="Calibri"/>
+              </w:rPr>
+              <w:t>backlog</w:t>
+            </w:r>
+            <w:proofErr w:type="spellEnd"/>
+            <w:r>
+              <w:rPr>
+                <w:rFonts w:ascii="Calibri" w:hAnsi="Calibri"/>
+              </w:rPr>
+              <w:t xml:space="preserve"> del producto y se priorizan por el </w:t>
+            </w:r>
+            <w:proofErr w:type="spellStart"/>
+            <w:r>
+              <w:rPr>
+                <w:rFonts w:ascii="Calibri" w:hAnsi="Calibri"/>
+              </w:rPr>
+              <w:t>Product</w:t>
+            </w:r>
+            <w:proofErr w:type="spellEnd"/>
+            <w:r>
+              <w:rPr>
+                <w:rFonts w:ascii="Calibri" w:hAnsi="Calibri"/>
+              </w:rPr>
+              <w:t xml:space="preserve"> </w:t>
+            </w:r>
+            <w:proofErr w:type="spellStart"/>
+            <w:r>
+              <w:rPr>
+                <w:rFonts w:ascii="Calibri" w:hAnsi="Calibri"/>
+              </w:rPr>
+              <w:t>Owner</w:t>
+            </w:r>
+            <w:proofErr w:type="spellEnd"/>
+            <w:r>
+              <w:rPr>
+                <w:rFonts w:ascii="Calibri" w:hAnsi="Calibri"/>
+              </w:rPr>
+              <w:t xml:space="preserve"> para ser desarrolladas en los </w:t>
+            </w:r>
+            <w:proofErr w:type="spellStart"/>
+            <w:r>
+              <w:rPr>
+                <w:rFonts w:ascii="Calibri" w:hAnsi="Calibri"/>
+              </w:rPr>
+              <w:t>sprints</w:t>
+            </w:r>
+            <w:proofErr w:type="spellEnd"/>
+            <w:r>
+              <w:rPr>
+                <w:rFonts w:ascii="Calibri" w:hAnsi="Calibri"/>
+              </w:rPr>
+              <w:t xml:space="preserve"> correspondientes.</w:t>
+            </w:r>
+          </w:p>
         </w:tc>
       </w:tr>
     </w:tbl>
@@ -2066,14 +2365,8 @@
           <w:szCs w:val="24"/>
         </w:rPr>
       </w:pPr>
-      <w:r>
-        <w:rPr>
-          <w:b/>
-          <w:sz w:val="24"/>
-          <w:szCs w:val="24"/>
-        </w:rPr>
-        <w:br w:type="page"/>
-      </w:r>
+      <w:bookmarkStart w:id="0" w:name="_GoBack"/>
+      <w:bookmarkEnd w:id="0"/>
     </w:p>
     <w:tbl>
       <w:tblPr>
@@ -2118,7 +2411,6 @@
                 <w:sz w:val="28"/>
                 <w:szCs w:val="28"/>
               </w:rPr>
-              <w:lastRenderedPageBreak/>
               <w:t>6. Evidencias</w:t>
             </w:r>
           </w:p>
@@ -2196,7 +2488,8 @@
         <w:gridCol w:w="1843"/>
         <w:gridCol w:w="1843"/>
         <w:gridCol w:w="3825"/>
-        <w:gridCol w:w="2551"/>
+        <w:gridCol w:w="2129"/>
+        <w:gridCol w:w="422"/>
       </w:tblGrid>
       <w:tr>
         <w:trPr>
@@ -2299,6 +2592,7 @@
         <w:tc>
           <w:tcPr>
             <w:tcW w:w="2551" w:type="dxa"/>
+            <w:gridSpan w:val="2"/>
             <w:vAlign w:val="center"/>
           </w:tcPr>
           <w:p>
@@ -2394,13 +2688,30 @@
                 <w:rFonts w:ascii="Calibri" w:hAnsi="Calibri"/>
                 <w:sz w:val="18"/>
               </w:rPr>
-              <w:t>Diagrama de casos de uso, modelo entidad-relación de la base de datos y wireframes de la aplicación.</w:t>
+              <w:t xml:space="preserve">Diagrama de casos de uso, modelo entidad-relación de la base de datos y </w:t>
+            </w:r>
+            <w:proofErr w:type="spellStart"/>
+            <w:r>
+              <w:rPr>
+                <w:rFonts w:ascii="Calibri" w:hAnsi="Calibri"/>
+                <w:sz w:val="18"/>
+              </w:rPr>
+              <w:t>wireframes</w:t>
+            </w:r>
+            <w:proofErr w:type="spellEnd"/>
+            <w:r>
+              <w:rPr>
+                <w:rFonts w:ascii="Calibri" w:hAnsi="Calibri"/>
+                <w:sz w:val="18"/>
+              </w:rPr>
+              <w:t xml:space="preserve"> de la aplicación.</w:t>
             </w:r>
           </w:p>
         </w:tc>
         <w:tc>
           <w:tcPr>
             <w:tcW w:w="2551" w:type="dxa"/>
+            <w:gridSpan w:val="2"/>
           </w:tcPr>
           <w:p>
             <w:pPr>
@@ -2499,6 +2810,7 @@
         <w:tc>
           <w:tcPr>
             <w:tcW w:w="2551" w:type="dxa"/>
+            <w:gridSpan w:val="2"/>
           </w:tcPr>
           <w:p>
             <w:pPr>
@@ -2597,6 +2909,7 @@
         <w:tc>
           <w:tcPr>
             <w:tcW w:w="2551" w:type="dxa"/>
+            <w:gridSpan w:val="2"/>
           </w:tcPr>
           <w:p>
             <w:pPr>
@@ -2665,7 +2978,23 @@
                 <w:rFonts w:ascii="Calibri" w:hAnsi="Calibri"/>
                 <w:sz w:val="18"/>
               </w:rPr>
-              <w:t>Aplicación AuraPet completa</w:t>
+              <w:t xml:space="preserve">Aplicación </w:t>
+            </w:r>
+            <w:proofErr w:type="spellStart"/>
+            <w:r>
+              <w:rPr>
+                <w:rFonts w:ascii="Calibri" w:hAnsi="Calibri"/>
+                <w:sz w:val="18"/>
+              </w:rPr>
+              <w:t>AuraPet</w:t>
+            </w:r>
+            <w:proofErr w:type="spellEnd"/>
+            <w:r>
+              <w:rPr>
+                <w:rFonts w:ascii="Calibri" w:hAnsi="Calibri"/>
+                <w:sz w:val="18"/>
+              </w:rPr>
+              <w:t xml:space="preserve"> completa</w:t>
             </w:r>
           </w:p>
         </w:tc>
@@ -2695,6 +3024,7 @@
         <w:tc>
           <w:tcPr>
             <w:tcW w:w="2551" w:type="dxa"/>
+            <w:gridSpan w:val="2"/>
           </w:tcPr>
           <w:p>
             <w:pPr>
@@ -2712,77 +3042,283 @@
                 <w:sz w:val="18"/>
               </w:rPr>
               <w:t>Demuestra el cumplimiento del objetivo general del Proyecto APT.</w:t>
-            </w:r>
-          </w:p>
-        </w:tc>
-      </w:tr>
-    </w:tbl>
-    <w:p>
-      <w:pPr>
-        <w:spacing w:after="0" w:line="360" w:lineRule="auto"/>
-        <w:jc w:val="both"/>
-        <w:rPr>
-          <w:b/>
-          <w:sz w:val="24"/>
-          <w:szCs w:val="24"/>
-        </w:rPr>
-      </w:pPr>
-    </w:p>
-    <w:tbl>
-      <w:tblPr>
-        <w:tblStyle w:val="Tablaconcuadrcula"/>
-        <w:tblW w:w="9640" w:type="dxa"/>
-        <w:tblInd w:w="-714" w:type="dxa"/>
-        <w:tblBorders>
-          <w:top w:val="single" w:sz="4" w:space="0" w:color="BFBFBF" w:themeColor="background1" w:themeShade="BF"/>
-          <w:left w:val="single" w:sz="4" w:space="0" w:color="BFBFBF" w:themeColor="background1" w:themeShade="BF"/>
-          <w:bottom w:val="single" w:sz="4" w:space="0" w:color="BFBFBF" w:themeColor="background1" w:themeShade="BF"/>
-          <w:right w:val="single" w:sz="4" w:space="0" w:color="BFBFBF" w:themeColor="background1" w:themeShade="BF"/>
-          <w:insideH w:val="single" w:sz="4" w:space="0" w:color="BFBFBF" w:themeColor="background1" w:themeShade="BF"/>
-          <w:insideV w:val="single" w:sz="4" w:space="0" w:color="BFBFBF" w:themeColor="background1" w:themeShade="BF"/>
-        </w:tblBorders>
-        <w:tblLook w:val="04A0" w:firstRow="1" w:lastRow="0" w:firstColumn="1" w:lastColumn="0" w:noHBand="0" w:noVBand="1"/>
-      </w:tblPr>
-      <w:tblGrid>
-        <w:gridCol w:w="9640"/>
-      </w:tblGrid>
-      <w:tr>
-        <w:trPr>
-          <w:trHeight w:val="440"/>
-        </w:trPr>
-        <w:tc>
-          <w:tcPr>
-            <w:tcW w:w="9640" w:type="dxa"/>
-            <w:vAlign w:val="center"/>
-          </w:tcPr>
-          <w:p>
-            <w:pPr>
-              <w:rPr>
-                <w:b/>
-                <w:color w:val="1F3864" w:themeColor="accent1" w:themeShade="80"/>
-                <w:sz w:val="28"/>
-                <w:szCs w:val="28"/>
-              </w:rPr>
-            </w:pPr>
-            <w:r>
-              <w:rPr>
-                <w:b/>
-                <w:color w:val="1F3864" w:themeColor="accent1" w:themeShade="80"/>
-                <w:sz w:val="28"/>
-                <w:szCs w:val="28"/>
-              </w:rPr>
-              <w:t>7. Plan de Trabajo</w:t>
             </w:r>
           </w:p>
         </w:tc>
       </w:tr>
       <w:tr>
         <w:trPr>
+          <w:trHeight w:val="362"/>
+        </w:trPr>
+        <w:tc>
+          <w:tcPr>
+            <w:tcW w:w="1843" w:type="dxa"/>
+          </w:tcPr>
+          <w:p>
+            <w:pPr>
+              <w:pStyle w:val="Piedepgina"/>
+              <w:jc w:val="both"/>
+              <w:rPr>
+                <w:rFonts w:ascii="Calibri" w:hAnsi="Calibri"/>
+                <w:b/>
+                <w:color w:val="1F3864" w:themeColor="accent1" w:themeShade="80"/>
+              </w:rPr>
+            </w:pPr>
+            <w:r>
+              <w:rPr>
+                <w:rFonts w:ascii="Calibri" w:hAnsi="Calibri"/>
+                <w:b/>
+                <w:sz w:val="18"/>
+              </w:rPr>
+              <w:t>Final</w:t>
+            </w:r>
+          </w:p>
+        </w:tc>
+        <w:tc>
+          <w:tcPr>
+            <w:tcW w:w="1843" w:type="dxa"/>
+          </w:tcPr>
+          <w:p>
+            <w:pPr>
+              <w:pStyle w:val="Piedepgina"/>
+              <w:jc w:val="both"/>
+              <w:rPr>
+                <w:rFonts w:ascii="Calibri" w:hAnsi="Calibri"/>
+                <w:b/>
+                <w:color w:val="1F3864" w:themeColor="accent1" w:themeShade="80"/>
+              </w:rPr>
+            </w:pPr>
+            <w:r>
+              <w:rPr>
+                <w:rFonts w:ascii="Calibri" w:hAnsi="Calibri"/>
+                <w:sz w:val="18"/>
+              </w:rPr>
+              <w:t>Informe final del proyecto</w:t>
+            </w:r>
+          </w:p>
+        </w:tc>
+        <w:tc>
+          <w:tcPr>
+            <w:tcW w:w="3825" w:type="dxa"/>
+          </w:tcPr>
+          <w:p>
+            <w:pPr>
+              <w:pStyle w:val="Piedepgina"/>
+              <w:jc w:val="both"/>
+              <w:rPr>
+                <w:rFonts w:ascii="Calibri" w:hAnsi="Calibri"/>
+                <w:b/>
+                <w:color w:val="1F3864" w:themeColor="accent1" w:themeShade="80"/>
+              </w:rPr>
+            </w:pPr>
+            <w:r>
+              <w:rPr>
+                <w:rFonts w:ascii="Calibri" w:hAnsi="Calibri"/>
+                <w:sz w:val="18"/>
+              </w:rPr>
+              <w:t xml:space="preserve">Documento que consolida el desarrollo completo de </w:t>
+            </w:r>
+            <w:proofErr w:type="spellStart"/>
+            <w:r>
+              <w:rPr>
+                <w:rFonts w:ascii="Calibri" w:hAnsi="Calibri"/>
+                <w:sz w:val="18"/>
+              </w:rPr>
+              <w:t>AuraPet</w:t>
+            </w:r>
+            <w:proofErr w:type="spellEnd"/>
+            <w:r>
+              <w:rPr>
+                <w:rFonts w:ascii="Calibri" w:hAnsi="Calibri"/>
+                <w:sz w:val="18"/>
+              </w:rPr>
+              <w:t>: análisis, diseño, implementación, pruebas y resultados obtenidos.</w:t>
+            </w:r>
+          </w:p>
+        </w:tc>
+        <w:tc>
+          <w:tcPr>
+            <w:tcW w:w="2551" w:type="dxa"/>
+            <w:gridSpan w:val="2"/>
+          </w:tcPr>
+          <w:p>
+            <w:pPr>
+              <w:pStyle w:val="Piedepgina"/>
+              <w:jc w:val="both"/>
+              <w:rPr>
+                <w:rFonts w:ascii="Calibri" w:hAnsi="Calibri"/>
+                <w:b/>
+                <w:color w:val="1F3864" w:themeColor="accent1" w:themeShade="80"/>
+              </w:rPr>
+            </w:pPr>
+            <w:r>
+              <w:rPr>
+                <w:rFonts w:ascii="Calibri" w:hAnsi="Calibri"/>
+                <w:sz w:val="18"/>
+              </w:rPr>
+              <w:t>Demuestra de forma integral el cumplimiento de los objetivos y el proceso seguido durante todo el Proyecto APT.</w:t>
+            </w:r>
+          </w:p>
+        </w:tc>
+      </w:tr>
+      <w:tr>
+        <w:trPr>
+          <w:trHeight w:val="362"/>
+        </w:trPr>
+        <w:tc>
+          <w:tcPr>
+            <w:tcW w:w="1843" w:type="dxa"/>
+          </w:tcPr>
+          <w:p>
+            <w:pPr>
+              <w:pStyle w:val="Piedepgina"/>
+              <w:jc w:val="both"/>
+              <w:rPr>
+                <w:rFonts w:ascii="Calibri" w:hAnsi="Calibri"/>
+                <w:b/>
+                <w:color w:val="1F3864" w:themeColor="accent1" w:themeShade="80"/>
+              </w:rPr>
+            </w:pPr>
+            <w:r>
+              <w:rPr>
+                <w:rFonts w:ascii="Calibri" w:hAnsi="Calibri"/>
+                <w:b/>
+                <w:sz w:val="18"/>
+              </w:rPr>
+              <w:t>Final</w:t>
+            </w:r>
+          </w:p>
+        </w:tc>
+        <w:tc>
+          <w:tcPr>
+            <w:tcW w:w="1843" w:type="dxa"/>
+          </w:tcPr>
+          <w:p>
+            <w:pPr>
+              <w:pStyle w:val="Piedepgina"/>
+              <w:jc w:val="both"/>
+              <w:rPr>
+                <w:rFonts w:ascii="Calibri" w:hAnsi="Calibri"/>
+                <w:b/>
+                <w:color w:val="1F3864" w:themeColor="accent1" w:themeShade="80"/>
+              </w:rPr>
+            </w:pPr>
+            <w:r>
+              <w:rPr>
+                <w:rFonts w:ascii="Calibri" w:hAnsi="Calibri"/>
+                <w:sz w:val="18"/>
+              </w:rPr>
+              <w:t>Presentación final y defensa</w:t>
+            </w:r>
+          </w:p>
+        </w:tc>
+        <w:tc>
+          <w:tcPr>
+            <w:tcW w:w="3825" w:type="dxa"/>
+          </w:tcPr>
+          <w:p>
+            <w:pPr>
+              <w:pStyle w:val="Piedepgina"/>
+              <w:jc w:val="both"/>
+              <w:rPr>
+                <w:rFonts w:ascii="Calibri" w:hAnsi="Calibri"/>
+                <w:b/>
+                <w:color w:val="1F3864" w:themeColor="accent1" w:themeShade="80"/>
+              </w:rPr>
+            </w:pPr>
+            <w:r>
+              <w:rPr>
+                <w:rFonts w:ascii="Calibri" w:hAnsi="Calibri"/>
+                <w:sz w:val="18"/>
+              </w:rPr>
+              <w:t xml:space="preserve">Exposición oral con apoyo de diapositivas y demostración funcional de la aplicación </w:t>
+            </w:r>
+            <w:proofErr w:type="spellStart"/>
+            <w:r>
+              <w:rPr>
+                <w:rFonts w:ascii="Calibri" w:hAnsi="Calibri"/>
+                <w:sz w:val="18"/>
+              </w:rPr>
+              <w:t>AuraPet</w:t>
+            </w:r>
+            <w:proofErr w:type="spellEnd"/>
+            <w:r>
+              <w:rPr>
+                <w:rFonts w:ascii="Calibri" w:hAnsi="Calibri"/>
+                <w:sz w:val="18"/>
+              </w:rPr>
+              <w:t xml:space="preserve"> ante el docente evaluador.</w:t>
+            </w:r>
+          </w:p>
+        </w:tc>
+        <w:tc>
+          <w:tcPr>
+            <w:tcW w:w="2551" w:type="dxa"/>
+            <w:gridSpan w:val="2"/>
+          </w:tcPr>
+          <w:p>
+            <w:pPr>
+              <w:pStyle w:val="Piedepgina"/>
+              <w:jc w:val="both"/>
+              <w:rPr>
+                <w:rFonts w:ascii="Calibri" w:hAnsi="Calibri"/>
+                <w:b/>
+                <w:color w:val="1F3864" w:themeColor="accent1" w:themeShade="80"/>
+              </w:rPr>
+            </w:pPr>
+            <w:r>
+              <w:rPr>
+                <w:rFonts w:ascii="Calibri" w:hAnsi="Calibri"/>
+                <w:sz w:val="18"/>
+              </w:rPr>
+              <w:t>Permite validar y comunicar los resultados finales del proyecto, así como responder consultas del jurado evaluador.</w:t>
+            </w:r>
+          </w:p>
+        </w:tc>
+      </w:tr>
+      <w:tr>
+        <w:trPr>
+          <w:gridAfter w:val="1"/>
+          <w:wAfter w:w="422" w:type="dxa"/>
           <w:trHeight w:val="440"/>
         </w:trPr>
         <w:tc>
           <w:tcPr>
             <w:tcW w:w="9640" w:type="dxa"/>
+            <w:gridSpan w:val="4"/>
+            <w:vAlign w:val="center"/>
+          </w:tcPr>
+          <w:p>
+            <w:pPr>
+              <w:rPr>
+                <w:b/>
+                <w:color w:val="1F3864" w:themeColor="accent1" w:themeShade="80"/>
+                <w:sz w:val="28"/>
+                <w:szCs w:val="28"/>
+              </w:rPr>
+            </w:pPr>
+            <w:r>
+              <w:rPr>
+                <w:b/>
+                <w:color w:val="1F3864" w:themeColor="accent1" w:themeShade="80"/>
+                <w:sz w:val="28"/>
+                <w:szCs w:val="28"/>
+              </w:rPr>
+              <w:t>7. Plan de Trabajo</w:t>
+            </w:r>
+          </w:p>
+        </w:tc>
+      </w:tr>
+      <w:tr>
+        <w:trPr>
+          <w:gridAfter w:val="1"/>
+          <w:wAfter w:w="422" w:type="dxa"/>
+          <w:trHeight w:val="440"/>
+        </w:trPr>
+        <w:tc>
+          <w:tcPr>
+            <w:tcW w:w="9640" w:type="dxa"/>
+            <w:gridSpan w:val="4"/>
             <w:shd w:val="clear" w:color="auto" w:fill="D9E2F3" w:themeFill="accent1" w:themeFillTint="33"/>
             <w:vAlign w:val="center"/>
           </w:tcPr>
@@ -2893,6 +3429,7 @@
                 <w:color w:val="1F3864" w:themeColor="accent1" w:themeShade="80"/>
                 <w:sz w:val="18"/>
               </w:rPr>
+              <w:lastRenderedPageBreak/>
               <w:t>Competencia o unidades de competencias</w:t>
             </w:r>
           </w:p>
@@ -3156,8 +3693,6 @@
               </w:rPr>
               <w:t>Computador, formularios de entrevista</w:t>
             </w:r>
-            <w:bookmarkStart w:id="0" w:name="_GoBack"/>
-            <w:bookmarkEnd w:id="0"/>
           </w:p>
         </w:tc>
         <w:tc>
@@ -3277,7 +3812,6 @@
                 <w:rFonts w:ascii="Calibri" w:hAnsi="Calibri"/>
                 <w:sz w:val="18"/>
               </w:rPr>
-              <w:lastRenderedPageBreak/>
               <w:t>Diseño de sistemas</w:t>
             </w:r>
           </w:p>
@@ -4411,6 +4945,50 @@
         </w:tc>
       </w:tr>
     </w:tbl>
+    <w:p>
+      <w:pPr>
+        <w:spacing w:after="0" w:line="360" w:lineRule="auto"/>
+        <w:jc w:val="both"/>
+        <w:rPr>
+          <w:b/>
+          <w:sz w:val="24"/>
+          <w:szCs w:val="24"/>
+        </w:rPr>
+      </w:pPr>
+    </w:p>
+    <w:p>
+      <w:pPr>
+        <w:spacing w:after="0" w:line="360" w:lineRule="auto"/>
+        <w:jc w:val="both"/>
+        <w:rPr>
+          <w:b/>
+          <w:sz w:val="24"/>
+          <w:szCs w:val="24"/>
+        </w:rPr>
+      </w:pPr>
+    </w:p>
+    <w:p>
+      <w:pPr>
+        <w:spacing w:after="0" w:line="360" w:lineRule="auto"/>
+        <w:jc w:val="both"/>
+        <w:rPr>
+          <w:b/>
+          <w:sz w:val="24"/>
+          <w:szCs w:val="24"/>
+        </w:rPr>
+      </w:pPr>
+    </w:p>
+    <w:p>
+      <w:pPr>
+        <w:spacing w:after="0" w:line="360" w:lineRule="auto"/>
+        <w:jc w:val="both"/>
+        <w:rPr>
+          <w:b/>
+          <w:sz w:val="24"/>
+          <w:szCs w:val="24"/>
+        </w:rPr>
+      </w:pPr>
+    </w:p>
     <w:p>
       <w:pPr>
         <w:spacing w:after="0" w:line="360" w:lineRule="auto"/>
@@ -5415,7 +5993,6 @@
                 <w:rFonts w:ascii="Calibri" w:hAnsi="Calibri"/>
                 <w:sz w:val="16"/>
               </w:rPr>
-              <w:lastRenderedPageBreak/>
               <w:t>Diseño de la solución</w:t>
             </w:r>
           </w:p>
@@ -8987,6 +9564,15 @@
 </file>
 
 <file path=customXml/item2.xml><?xml version="1.0" encoding="utf-8"?>
+<?mso-contentType ?>
+<FormTemplates xmlns="http://schemas.microsoft.com/sharepoint/v3/contenttype/forms">
+  <Display>DocumentLibraryForm</Display>
+  <Edit>DocumentLibraryForm</Edit>
+  <New>DocumentLibraryForm</New>
+</FormTemplates>
+</file>
+
+<file path=customXml/item3.xml><?xml version="1.0" encoding="utf-8"?>
 <ct:contentTypeSchema xmlns:ct="http://schemas.microsoft.com/office/2006/metadata/contentType" xmlns:ma="http://schemas.microsoft.com/office/2006/metadata/properties/metaAttributes" ct:_="" ma:_="" ma:contentTypeName="Documento" ma:contentTypeID="0x010100E96778489EE7714D8BD12CC105EB918B" ma:contentTypeVersion="2" ma:contentTypeDescription="Crear nuevo documento." ma:contentTypeScope="" ma:versionID="416c5c7ae9b5d54d83875cd3c65194e3">
   <xsd:schema xmlns:xsd="http://www.w3.org/2001/XMLSchema" xmlns:xs="http://www.w3.org/2001/XMLSchema" xmlns:p="http://schemas.microsoft.com/office/2006/metadata/properties" xmlns:ns2="126e8a1c-9ea9-435a-ac89-d06c80d62e30" targetNamespace="http://schemas.microsoft.com/office/2006/metadata/properties" ma:root="true" ma:fieldsID="70a237c842677bd850644f8595079f5e" ns2:_="">
     <xsd:import namespace="126e8a1c-9ea9-435a-ac89-d06c80d62e30"/>
@@ -9118,15 +9704,6 @@
 </ct:contentTypeSchema>
 </file>
 
-<file path=customXml/item3.xml><?xml version="1.0" encoding="utf-8"?>
-<?mso-contentType ?>
-<FormTemplates xmlns="http://schemas.microsoft.com/sharepoint/v3/contenttype/forms">
-  <Display>DocumentLibraryForm</Display>
-  <Edit>DocumentLibraryForm</Edit>
-  <New>DocumentLibraryForm</New>
-</FormTemplates>
-</file>
-
 <file path=customXml/itemProps1.xml><?xml version="1.0" encoding="utf-8"?>
 <ds:datastoreItem xmlns:ds="http://schemas.openxmlformats.org/officeDocument/2006/customXml" ds:itemID="{38174882-579A-45DC-A704-C035A9357F73}">
   <ds:schemaRefs>
@@ -9137,6 +9714,14 @@
 </file>
 
 <file path=customXml/itemProps2.xml><?xml version="1.0" encoding="utf-8"?>
+<ds:datastoreItem xmlns:ds="http://schemas.openxmlformats.org/officeDocument/2006/customXml" ds:itemID="{F3E3E2F7-59E7-4722-B872-D023DC9D1CC1}">
+  <ds:schemaRefs>
+    <ds:schemaRef ds:uri="http://schemas.microsoft.com/sharepoint/v3/contenttype/forms"/>
+  </ds:schemaRefs>
+</ds:datastoreItem>
+</file>
+
+<file path=customXml/itemProps3.xml><?xml version="1.0" encoding="utf-8"?>
 <ds:datastoreItem xmlns:ds="http://schemas.openxmlformats.org/officeDocument/2006/customXml" ds:itemID="{7C9B9CFF-B258-43B4-948A-968A031773F5}">
   <ds:schemaRefs>
     <ds:schemaRef ds:uri="http://schemas.microsoft.com/office/2006/metadata/contentType"/>
@@ -9152,12 +9737,4 @@
     <ds:schemaRef ds:uri="http://schemas.microsoft.com/internal/obd"/>
   </ds:schemaRefs>
 </ds:datastoreItem>
-</file>
-
-<file path=customXml/itemProps3.xml><?xml version="1.0" encoding="utf-8"?>
-<ds:datastoreItem xmlns:ds="http://schemas.openxmlformats.org/officeDocument/2006/customXml" ds:itemID="{F3E3E2F7-59E7-4722-B872-D023DC9D1CC1}">
-  <ds:schemaRefs>
-    <ds:schemaRef ds:uri="http://schemas.microsoft.com/sharepoint/v3/contenttype/forms"/>
-  </ds:schemaRefs>
-</ds:datastoreItem>
 </file>